--- a/mock 1.docx.docx
+++ b/mock 1.docx.docx
@@ -62,15 +62,6 @@
           <w:szCs w:val="36"/>
         </w:rPr>
       </w:pPr>
-    </w:p>
-    <w:p>
-      <w:pPr>
-        <w:rPr>
-          <w:rFonts w:ascii="Aparajita" w:hAnsi="Aparajita" w:cs="Aparajita"/>
-          <w:sz w:val="36"/>
-          <w:szCs w:val="36"/>
-        </w:rPr>
-      </w:pPr>
       <w:r>
         <w:rPr>
           <w:rFonts w:ascii="Aparajita" w:hAnsi="Aparajita" w:cs="Aparajita"/>
@@ -79,6 +70,25 @@
           <w:sz w:val="36"/>
           <w:szCs w:val="36"/>
         </w:rPr>
+        <w:t xml:space="preserve">                                 </w:t>
+      </w:r>
+    </w:p>
+    <w:p>
+      <w:pPr>
+        <w:rPr>
+          <w:rFonts w:ascii="Aparajita" w:hAnsi="Aparajita" w:cs="Aparajita"/>
+          <w:sz w:val="36"/>
+          <w:szCs w:val="36"/>
+        </w:rPr>
+      </w:pPr>
+      <w:r>
+        <w:rPr>
+          <w:rFonts w:ascii="Aparajita" w:hAnsi="Aparajita" w:cs="Aparajita"/>
+          <w:b/>
+          <w:bCs/>
+          <w:sz w:val="36"/>
+          <w:szCs w:val="36"/>
+        </w:rPr>
         <w:t>Q1.</w:t>
       </w:r>
       <w:r>
@@ -88,6 +98,30 @@
           <w:szCs w:val="36"/>
         </w:rPr>
         <w:t xml:space="preserve"> A train travels 240 km. If its speed is increased by 20 km/h, the journey takes 1 hour less. Find the original speed.</w:t>
+      </w:r>
+      <w:r>
+        <w:rPr>
+          <w:rFonts w:ascii="Aparajita" w:hAnsi="Aparajita" w:cs="Aparajita"/>
+          <w:sz w:val="36"/>
+          <w:szCs w:val="36"/>
+        </w:rPr>
+        <w:t xml:space="preserve">                                          (1</w:t>
+      </w:r>
+      <w:r>
+        <w:rPr>
+          <w:rFonts w:ascii="Aparajita" w:hAnsi="Aparajita" w:cs="Aparajita"/>
+          <w:sz w:val="36"/>
+          <w:szCs w:val="36"/>
+        </w:rPr>
+        <w:t>.5</w:t>
+      </w:r>
+      <w:r>
+        <w:rPr>
+          <w:rFonts w:ascii="Aparajita" w:hAnsi="Aparajita" w:cs="Aparajita"/>
+          <w:sz w:val="36"/>
+          <w:szCs w:val="36"/>
+        </w:rPr>
+        <w:t xml:space="preserve"> marks)</w:t>
       </w:r>
     </w:p>
     <w:p>
@@ -141,7 +175,39 @@
           <w:sz w:val="36"/>
           <w:szCs w:val="36"/>
         </w:rPr>
-        <w:t>is false, which of the following must be true?</w:t>
+        <w:t>is false, which of the following must be true</w:t>
+      </w:r>
+      <w:r>
+        <w:rPr>
+          <w:rFonts w:ascii="Aparajita" w:hAnsi="Aparajita" w:cs="Aparajita"/>
+          <w:sz w:val="36"/>
+          <w:szCs w:val="36"/>
+        </w:rPr>
+        <w:t xml:space="preserve">?    </w:t>
+      </w:r>
+      <w:r>
+        <w:rPr>
+          <w:rFonts w:ascii="Aparajita" w:hAnsi="Aparajita" w:cs="Aparajita"/>
+          <w:sz w:val="36"/>
+          <w:szCs w:val="36"/>
+        </w:rPr>
+        <w:t>(1</w:t>
+      </w:r>
+      <w:r>
+        <w:rPr>
+          <w:rFonts w:ascii="Aparajita" w:hAnsi="Aparajita" w:cs="Aparajita"/>
+          <w:sz w:val="36"/>
+          <w:szCs w:val="36"/>
+        </w:rPr>
+        <w:t>.5</w:t>
+      </w:r>
+      <w:r>
+        <w:rPr>
+          <w:rFonts w:ascii="Aparajita" w:hAnsi="Aparajita" w:cs="Aparajita"/>
+          <w:sz w:val="36"/>
+          <w:szCs w:val="36"/>
+        </w:rPr>
+        <w:t xml:space="preserve"> marks)</w:t>
       </w:r>
       <w:r>
         <w:rPr>
@@ -212,6 +278,38 @@
           <w:sz w:val="36"/>
           <w:szCs w:val="36"/>
         </w:rPr>
+        <w:t xml:space="preserve">                       </w:t>
+      </w:r>
+      <w:r>
+        <w:rPr>
+          <w:rFonts w:ascii="Aparajita" w:hAnsi="Aparajita" w:cs="Aparajita"/>
+          <w:sz w:val="36"/>
+          <w:szCs w:val="36"/>
+        </w:rPr>
+        <w:t>(1</w:t>
+      </w:r>
+      <w:r>
+        <w:rPr>
+          <w:rFonts w:ascii="Aparajita" w:hAnsi="Aparajita" w:cs="Aparajita"/>
+          <w:sz w:val="36"/>
+          <w:szCs w:val="36"/>
+        </w:rPr>
+        <w:t>.5</w:t>
+      </w:r>
+      <w:r>
+        <w:rPr>
+          <w:rFonts w:ascii="Aparajita" w:hAnsi="Aparajita" w:cs="Aparajita"/>
+          <w:sz w:val="36"/>
+          <w:szCs w:val="36"/>
+        </w:rPr>
+        <w:t xml:space="preserve"> marks)</w:t>
+      </w:r>
+      <w:r>
+        <w:rPr>
+          <w:rFonts w:ascii="Aparajita" w:hAnsi="Aparajita" w:cs="Aparajita"/>
+          <w:sz w:val="36"/>
+          <w:szCs w:val="36"/>
+        </w:rPr>
         <w:br/>
         <w:t>2, 6, 18, 54, ?</w:t>
       </w:r>
@@ -286,6 +384,38 @@
         </w:rPr>
         <w:t xml:space="preserve"> A bag contains 4 red, 5 blue, and 6 green balls. Probability of drawing a blue ball?</w:t>
       </w:r>
+      <w:r>
+        <w:rPr>
+          <w:rFonts w:ascii="Aparajita" w:hAnsi="Aparajita" w:cs="Aparajita"/>
+          <w:sz w:val="36"/>
+          <w:szCs w:val="36"/>
+        </w:rPr>
+        <w:t xml:space="preserve">                 </w:t>
+      </w:r>
+      <w:r>
+        <w:rPr>
+          <w:rFonts w:ascii="Aparajita" w:hAnsi="Aparajita" w:cs="Aparajita"/>
+          <w:sz w:val="36"/>
+          <w:szCs w:val="36"/>
+        </w:rPr>
+        <w:t>(</w:t>
+      </w:r>
+      <w:r>
+        <w:rPr>
+          <w:rFonts w:ascii="Aparajita" w:hAnsi="Aparajita" w:cs="Aparajita"/>
+          <w:sz w:val="36"/>
+          <w:szCs w:val="36"/>
+        </w:rPr>
+        <w:t xml:space="preserve">1.5 </w:t>
+      </w:r>
+      <w:r>
+        <w:rPr>
+          <w:rFonts w:ascii="Aparajita" w:hAnsi="Aparajita" w:cs="Aparajita"/>
+          <w:sz w:val="36"/>
+          <w:szCs w:val="36"/>
+        </w:rPr>
+        <w:t xml:space="preserve"> marks)</w:t>
+      </w:r>
     </w:p>
     <w:p>
       <w:pPr>
@@ -311,7 +441,56 @@
           <w:sz w:val="36"/>
           <w:szCs w:val="36"/>
         </w:rPr>
-        <w:t xml:space="preserve"> A man walks north 5 km, east 12 km. What is his displacement?</w:t>
+        <w:t xml:space="preserve"> A man walks north 5 km, east 12 km. What is his </w:t>
+      </w:r>
+    </w:p>
+    <w:p>
+      <w:pPr>
+        <w:rPr>
+          <w:rFonts w:ascii="Aparajita" w:hAnsi="Aparajita" w:cs="Aparajita"/>
+          <w:sz w:val="36"/>
+          <w:szCs w:val="36"/>
+        </w:rPr>
+      </w:pPr>
+      <w:r>
+        <w:rPr>
+          <w:rFonts w:ascii="Aparajita" w:hAnsi="Aparajita" w:cs="Aparajita"/>
+          <w:sz w:val="36"/>
+          <w:szCs w:val="36"/>
+        </w:rPr>
+        <w:t>displacement?</w:t>
+      </w:r>
+      <w:r>
+        <w:rPr>
+          <w:rFonts w:ascii="Aparajita" w:hAnsi="Aparajita" w:cs="Aparajita"/>
+          <w:sz w:val="36"/>
+          <w:szCs w:val="36"/>
+        </w:rPr>
+        <w:t xml:space="preserve">       </w:t>
+      </w:r>
+      <w:r>
+        <w:rPr>
+          <w:rFonts w:ascii="Aparajita" w:hAnsi="Aparajita" w:cs="Aparajita"/>
+          <w:sz w:val="36"/>
+          <w:szCs w:val="36"/>
+        </w:rPr>
+        <w:t>(</w:t>
+      </w:r>
+      <w:r>
+        <w:rPr>
+          <w:rFonts w:ascii="Aparajita" w:hAnsi="Aparajita" w:cs="Aparajita"/>
+          <w:sz w:val="36"/>
+          <w:szCs w:val="36"/>
+        </w:rPr>
+        <w:t xml:space="preserve">1.5 </w:t>
+      </w:r>
+      <w:r>
+        <w:rPr>
+          <w:rFonts w:ascii="Aparajita" w:hAnsi="Aparajita" w:cs="Aparajita"/>
+          <w:sz w:val="36"/>
+          <w:szCs w:val="36"/>
+        </w:rPr>
+        <w:t xml:space="preserve"> marks)</w:t>
       </w:r>
     </w:p>
     <w:p>
@@ -338,7 +517,56 @@
           <w:sz w:val="36"/>
           <w:szCs w:val="36"/>
         </w:rPr>
-        <w:t xml:space="preserve"> If LOGIC is coded as MPHJD, how is SEARCH coded?</w:t>
+        <w:t xml:space="preserve"> If LOGIC is coded as MPHJD, how is SEARCH </w:t>
+      </w:r>
+    </w:p>
+    <w:p>
+      <w:pPr>
+        <w:rPr>
+          <w:rFonts w:ascii="Aparajita" w:hAnsi="Aparajita" w:cs="Aparajita"/>
+          <w:sz w:val="36"/>
+          <w:szCs w:val="36"/>
+        </w:rPr>
+      </w:pPr>
+      <w:r>
+        <w:rPr>
+          <w:rFonts w:ascii="Aparajita" w:hAnsi="Aparajita" w:cs="Aparajita"/>
+          <w:sz w:val="36"/>
+          <w:szCs w:val="36"/>
+        </w:rPr>
+        <w:t>coded?</w:t>
+      </w:r>
+      <w:r>
+        <w:rPr>
+          <w:rFonts w:ascii="Aparajita" w:hAnsi="Aparajita" w:cs="Aparajita"/>
+          <w:sz w:val="36"/>
+          <w:szCs w:val="36"/>
+        </w:rPr>
+        <w:t xml:space="preserve">           </w:t>
+      </w:r>
+      <w:r>
+        <w:rPr>
+          <w:rFonts w:ascii="Aparajita" w:hAnsi="Aparajita" w:cs="Aparajita"/>
+          <w:sz w:val="36"/>
+          <w:szCs w:val="36"/>
+        </w:rPr>
+        <w:t>(</w:t>
+      </w:r>
+      <w:r>
+        <w:rPr>
+          <w:rFonts w:ascii="Aparajita" w:hAnsi="Aparajita" w:cs="Aparajita"/>
+          <w:sz w:val="36"/>
+          <w:szCs w:val="36"/>
+        </w:rPr>
+        <w:t xml:space="preserve">1.5 </w:t>
+      </w:r>
+      <w:r>
+        <w:rPr>
+          <w:rFonts w:ascii="Aparajita" w:hAnsi="Aparajita" w:cs="Aparajita"/>
+          <w:sz w:val="36"/>
+          <w:szCs w:val="36"/>
+        </w:rPr>
+        <w:t xml:space="preserve"> marks)</w:t>
       </w:r>
     </w:p>
     <w:p>
@@ -390,6 +618,7 @@
           <w:sz w:val="36"/>
           <w:szCs w:val="36"/>
         </w:rPr>
+        <w:lastRenderedPageBreak/>
         <w:t xml:space="preserve">        </w:t>
       </w:r>
       <w:r>
@@ -399,6 +628,38 @@
           <w:szCs w:val="36"/>
         </w:rPr>
         <w:t>25. Find removed number.</w:t>
+      </w:r>
+      <w:r>
+        <w:rPr>
+          <w:rFonts w:ascii="Aparajita" w:hAnsi="Aparajita" w:cs="Aparajita"/>
+          <w:sz w:val="36"/>
+          <w:szCs w:val="36"/>
+        </w:rPr>
+        <w:t xml:space="preserve">          </w:t>
+      </w:r>
+      <w:r>
+        <w:rPr>
+          <w:rFonts w:ascii="Aparajita" w:hAnsi="Aparajita" w:cs="Aparajita"/>
+          <w:sz w:val="36"/>
+          <w:szCs w:val="36"/>
+        </w:rPr>
+        <w:t>(</w:t>
+      </w:r>
+      <w:r>
+        <w:rPr>
+          <w:rFonts w:ascii="Aparajita" w:hAnsi="Aparajita" w:cs="Aparajita"/>
+          <w:sz w:val="36"/>
+          <w:szCs w:val="36"/>
+        </w:rPr>
+        <w:t xml:space="preserve">1.5 </w:t>
+      </w:r>
+      <w:r>
+        <w:rPr>
+          <w:rFonts w:ascii="Aparajita" w:hAnsi="Aparajita" w:cs="Aparajita"/>
+          <w:sz w:val="36"/>
+          <w:szCs w:val="36"/>
+        </w:rPr>
+        <w:t xml:space="preserve"> marks)</w:t>
       </w:r>
     </w:p>
     <w:p>
@@ -417,7 +678,6 @@
           <w:sz w:val="36"/>
           <w:szCs w:val="36"/>
         </w:rPr>
-        <w:lastRenderedPageBreak/>
         <w:t>Q8.</w:t>
       </w:r>
       <w:r>
@@ -427,6 +687,38 @@
           <w:szCs w:val="36"/>
         </w:rPr>
         <w:t xml:space="preserve"> Statement:</w:t>
+      </w:r>
+      <w:r>
+        <w:rPr>
+          <w:rFonts w:ascii="Aparajita" w:hAnsi="Aparajita" w:cs="Aparajita"/>
+          <w:sz w:val="36"/>
+          <w:szCs w:val="36"/>
+        </w:rPr>
+        <w:t xml:space="preserve">                                       </w:t>
+      </w:r>
+      <w:r>
+        <w:rPr>
+          <w:rFonts w:ascii="Aparajita" w:hAnsi="Aparajita" w:cs="Aparajita"/>
+          <w:sz w:val="36"/>
+          <w:szCs w:val="36"/>
+        </w:rPr>
+        <w:t>(</w:t>
+      </w:r>
+      <w:r>
+        <w:rPr>
+          <w:rFonts w:ascii="Aparajita" w:hAnsi="Aparajita" w:cs="Aparajita"/>
+          <w:sz w:val="36"/>
+          <w:szCs w:val="36"/>
+        </w:rPr>
+        <w:t xml:space="preserve">1.5 </w:t>
+      </w:r>
+      <w:r>
+        <w:rPr>
+          <w:rFonts w:ascii="Aparajita" w:hAnsi="Aparajita" w:cs="Aparajita"/>
+          <w:sz w:val="36"/>
+          <w:szCs w:val="36"/>
+        </w:rPr>
+        <w:t xml:space="preserve"> marks)</w:t>
       </w:r>
       <w:r>
         <w:rPr>
@@ -535,6 +827,38 @@
           <w:szCs w:val="36"/>
         </w:rPr>
         <w:t xml:space="preserve"> Solve:</w:t>
+      </w:r>
+      <w:r>
+        <w:rPr>
+          <w:rFonts w:ascii="Aparajita" w:hAnsi="Aparajita" w:cs="Aparajita"/>
+          <w:sz w:val="36"/>
+          <w:szCs w:val="36"/>
+        </w:rPr>
+        <w:t xml:space="preserve">                      </w:t>
+      </w:r>
+      <w:r>
+        <w:rPr>
+          <w:rFonts w:ascii="Aparajita" w:hAnsi="Aparajita" w:cs="Aparajita"/>
+          <w:sz w:val="36"/>
+          <w:szCs w:val="36"/>
+        </w:rPr>
+        <w:t>(</w:t>
+      </w:r>
+      <w:r>
+        <w:rPr>
+          <w:rFonts w:ascii="Aparajita" w:hAnsi="Aparajita" w:cs="Aparajita"/>
+          <w:sz w:val="36"/>
+          <w:szCs w:val="36"/>
+        </w:rPr>
+        <w:t xml:space="preserve">1.5 </w:t>
+      </w:r>
+      <w:r>
+        <w:rPr>
+          <w:rFonts w:ascii="Aparajita" w:hAnsi="Aparajita" w:cs="Aparajita"/>
+          <w:sz w:val="36"/>
+          <w:szCs w:val="36"/>
+        </w:rPr>
+        <w:t xml:space="preserve"> marks)</w:t>
       </w:r>
     </w:p>
     <w:p>
@@ -589,7 +913,6 @@
           <m:r>
             <w:rPr>
               <w:rFonts w:ascii="Aparajita" w:hAnsi="Aparajita" w:cs="Aparajita"/>
-              <w:i/>
               <w:sz w:val="36"/>
               <w:szCs w:val="36"/>
             </w:rPr>
@@ -624,6 +947,38 @@
         </w:rPr>
         <w:t xml:space="preserve"> A project is completed by 12 workers in 20 days. How many days for 15 workers?</w:t>
       </w:r>
+      <w:r>
+        <w:rPr>
+          <w:rFonts w:ascii="Aparajita" w:hAnsi="Aparajita" w:cs="Aparajita"/>
+          <w:sz w:val="36"/>
+          <w:szCs w:val="36"/>
+        </w:rPr>
+        <w:t xml:space="preserve">              </w:t>
+      </w:r>
+      <w:r>
+        <w:rPr>
+          <w:rFonts w:ascii="Aparajita" w:hAnsi="Aparajita" w:cs="Aparajita"/>
+          <w:sz w:val="36"/>
+          <w:szCs w:val="36"/>
+        </w:rPr>
+        <w:t>(</w:t>
+      </w:r>
+      <w:r>
+        <w:rPr>
+          <w:rFonts w:ascii="Aparajita" w:hAnsi="Aparajita" w:cs="Aparajita"/>
+          <w:sz w:val="36"/>
+          <w:szCs w:val="36"/>
+        </w:rPr>
+        <w:t xml:space="preserve">1.5 </w:t>
+      </w:r>
+      <w:r>
+        <w:rPr>
+          <w:rFonts w:ascii="Aparajita" w:hAnsi="Aparajita" w:cs="Aparajita"/>
+          <w:sz w:val="36"/>
+          <w:szCs w:val="36"/>
+        </w:rPr>
+        <w:t xml:space="preserve"> marks)</w:t>
+      </w:r>
     </w:p>
     <w:p>
       <w:pPr>
@@ -645,6 +1000,24 @@
     </w:p>
     <w:p>
       <w:pPr>
+        <w:jc w:val="center"/>
+        <w:rPr>
+          <w:rFonts w:ascii="Aparajita" w:hAnsi="Aparajita" w:cs="Aparajita"/>
+          <w:sz w:val="40"/>
+          <w:szCs w:val="40"/>
+        </w:rPr>
+      </w:pPr>
+      <w:r>
+        <w:rPr>
+          <w:rFonts w:ascii="Aparajita" w:hAnsi="Aparajita" w:cs="Aparajita"/>
+          <w:sz w:val="40"/>
+          <w:szCs w:val="40"/>
+        </w:rPr>
+        <w:t>(11-20   of 1 marks each)</w:t>
+      </w:r>
+    </w:p>
+    <w:p>
+      <w:pPr>
         <w:rPr>
           <w:rFonts w:ascii="Aparajita" w:hAnsi="Aparajita" w:cs="Aparajita"/>
           <w:sz w:val="36"/>
@@ -802,7 +1175,7 @@
           <w:szCs w:val="36"/>
         </w:rPr>
         <w:pict w14:anchorId="3C8E3432">
-          <v:rect id="_x0000_i1115" style="width:0;height:1.5pt" o:hralign="center" o:hrstd="t" o:hr="t" fillcolor="#a0a0a0" stroked="f"/>
+          <v:rect id="_x0000_i1025" style="width:0;height:1.5pt" o:hralign="center" o:hrstd="t" o:hr="t" fillcolor="#a0a0a0" stroked="f"/>
         </w:pict>
       </w:r>
     </w:p>
@@ -822,6 +1195,7 @@
           <w:sz w:val="36"/>
           <w:szCs w:val="36"/>
         </w:rPr>
+        <w:lastRenderedPageBreak/>
         <w:t>Q13.</w:t>
       </w:r>
       <w:r>
@@ -848,7 +1222,6 @@
           <w:sz w:val="36"/>
           <w:szCs w:val="36"/>
         </w:rPr>
-        <w:lastRenderedPageBreak/>
         <w:t>Approximate BFS node expansion?</w:t>
       </w:r>
     </w:p>
@@ -1056,7 +1429,7 @@
           <w:szCs w:val="36"/>
         </w:rPr>
         <w:pict w14:anchorId="3675290C">
-          <v:rect id="_x0000_i1116" style="width:0;height:1.5pt" o:hralign="center" o:hrstd="t" o:hr="t" fillcolor="#a0a0a0" stroked="f"/>
+          <v:rect id="_x0000_i1026" style="width:0;height:1.5pt" o:hralign="center" o:hrstd="t" o:hr="t" fillcolor="#a0a0a0" stroked="f"/>
         </w:pict>
       </w:r>
     </w:p>
@@ -1147,7 +1520,7 @@
           <w:szCs w:val="36"/>
         </w:rPr>
         <w:pict w14:anchorId="47B484C1">
-          <v:rect id="_x0000_i1117" style="width:0;height:1.5pt" o:hralign="center" o:hrstd="t" o:hr="t" fillcolor="#a0a0a0" stroked="f"/>
+          <v:rect id="_x0000_i1027" style="width:0;height:1.5pt" o:hralign="center" o:hrstd="t" o:hr="t" fillcolor="#a0a0a0" stroked="f"/>
         </w:pict>
       </w:r>
     </w:p>
@@ -1221,7 +1594,6 @@
           <m:r>
             <w:rPr>
               <w:rFonts w:ascii="Aparajita" w:hAnsi="Aparajita" w:cs="Aparajita"/>
-              <w:i/>
               <w:sz w:val="36"/>
               <w:szCs w:val="36"/>
             </w:rPr>
@@ -1289,7 +1661,7 @@
           <w:szCs w:val="36"/>
         </w:rPr>
         <w:pict w14:anchorId="7355C052">
-          <v:rect id="_x0000_i1118" style="width:0;height:1.5pt" o:hralign="center" o:hrstd="t" o:hr="t" fillcolor="#a0a0a0" stroked="f"/>
+          <v:rect id="_x0000_i1028" style="width:0;height:1.5pt" o:hralign="center" o:hrstd="t" o:hr="t" fillcolor="#a0a0a0" stroked="f"/>
         </w:pict>
       </w:r>
     </w:p>
@@ -1309,6 +1681,7 @@
           <w:sz w:val="36"/>
           <w:szCs w:val="36"/>
         </w:rPr>
+        <w:lastRenderedPageBreak/>
         <w:t>Q16.</w:t>
       </w:r>
       <w:r>
@@ -1335,7 +1708,6 @@
           <w:sz w:val="36"/>
           <w:szCs w:val="36"/>
         </w:rPr>
-        <w:lastRenderedPageBreak/>
         <w:t>A. Overestimates</w:t>
       </w:r>
       <w:r>
@@ -1381,7 +1753,7 @@
           <w:szCs w:val="36"/>
         </w:rPr>
         <w:pict w14:anchorId="3BBFEC52">
-          <v:rect id="_x0000_i1119" style="width:0;height:1.5pt" o:hralign="center" o:hrstd="t" o:hr="t" fillcolor="#a0a0a0" stroked="f"/>
+          <v:rect id="_x0000_i1029" style="width:0;height:1.5pt" o:hralign="center" o:hrstd="t" o:hr="t" fillcolor="#a0a0a0" stroked="f"/>
         </w:pict>
       </w:r>
     </w:p>
@@ -1472,7 +1844,7 @@
           <w:szCs w:val="36"/>
         </w:rPr>
         <w:pict w14:anchorId="4CD9DA3C">
-          <v:rect id="_x0000_i1120" style="width:0;height:1.5pt" o:hralign="center" o:hrstd="t" o:hr="t" fillcolor="#a0a0a0" stroked="f"/>
+          <v:rect id="_x0000_i1030" style="width:0;height:1.5pt" o:hralign="center" o:hrstd="t" o:hr="t" fillcolor="#a0a0a0" stroked="f"/>
         </w:pict>
       </w:r>
     </w:p>
@@ -1563,7 +1935,7 @@
           <w:szCs w:val="36"/>
         </w:rPr>
         <w:pict w14:anchorId="5C95FE78">
-          <v:rect id="_x0000_i1121" style="width:0;height:1.5pt" o:hralign="center" o:hrstd="t" o:hr="t" fillcolor="#a0a0a0" stroked="f"/>
+          <v:rect id="_x0000_i1031" style="width:0;height:1.5pt" o:hralign="center" o:hrstd="t" o:hr="t" fillcolor="#a0a0a0" stroked="f"/>
         </w:pict>
       </w:r>
     </w:p>
@@ -1645,6 +2017,14 @@
           <w:szCs w:val="36"/>
         </w:rPr>
         <w:br/>
+      </w:r>
+      <w:r>
+        <w:rPr>
+          <w:rFonts w:ascii="Aparajita" w:hAnsi="Aparajita" w:cs="Aparajita"/>
+          <w:sz w:val="36"/>
+          <w:szCs w:val="36"/>
+        </w:rPr>
+        <w:lastRenderedPageBreak/>
         <w:t>C. UCS</w:t>
       </w:r>
       <w:r>
@@ -1672,7 +2052,7 @@
           <w:szCs w:val="36"/>
         </w:rPr>
         <w:pict w14:anchorId="01503729">
-          <v:rect id="_x0000_i1122" style="width:0;height:1.5pt" o:hralign="center" o:hrstd="t" o:hr="t" fillcolor="#a0a0a0" stroked="f"/>
+          <v:rect id="_x0000_i1032" style="width:0;height:1.5pt" o:hralign="center" o:hrstd="t" o:hr="t" fillcolor="#a0a0a0" stroked="f"/>
         </w:pict>
       </w:r>
     </w:p>
@@ -1692,7 +2072,6 @@
           <w:sz w:val="36"/>
           <w:szCs w:val="36"/>
         </w:rPr>
-        <w:lastRenderedPageBreak/>
         <w:t>Q20.</w:t>
       </w:r>
       <w:r>
@@ -1707,19 +2086,24 @@
     </w:p>
     <w:p>
       <w:pPr>
-        <w:rPr>
-          <w:rFonts w:ascii="Aparajita" w:hAnsi="Aparajita" w:cs="Aparajita"/>
-          <w:sz w:val="36"/>
-          <w:szCs w:val="36"/>
-        </w:rPr>
-      </w:pPr>
-      <w:r>
-        <w:rPr>
-          <w:rFonts w:ascii="Aparajita" w:hAnsi="Aparajita" w:cs="Aparajita"/>
-          <w:sz w:val="36"/>
-          <w:szCs w:val="36"/>
-        </w:rPr>
-        <w:t>A. Optimal move</w:t>
+        <w:pStyle w:val="ListParagraph"/>
+        <w:numPr>
+          <w:ilvl w:val="0"/>
+          <w:numId w:val="2"/>
+        </w:numPr>
+        <w:rPr>
+          <w:rFonts w:ascii="Aparajita" w:hAnsi="Aparajita" w:cs="Aparajita"/>
+          <w:sz w:val="36"/>
+          <w:szCs w:val="36"/>
+        </w:rPr>
+      </w:pPr>
+      <w:r>
+        <w:rPr>
+          <w:rFonts w:ascii="Aparajita" w:hAnsi="Aparajita" w:cs="Aparajita"/>
+          <w:sz w:val="36"/>
+          <w:szCs w:val="36"/>
+        </w:rPr>
+        <w:t>Optimal move</w:t>
       </w:r>
       <w:r>
         <w:rPr>
@@ -1751,6 +2135,24 @@
     </w:p>
     <w:p>
       <w:pPr>
+        <w:pStyle w:val="ListParagraph"/>
+        <w:rPr>
+          <w:rFonts w:ascii="Aparajita" w:hAnsi="Aparajita" w:cs="Aparajita"/>
+          <w:sz w:val="36"/>
+          <w:szCs w:val="36"/>
+        </w:rPr>
+      </w:pPr>
+      <w:r>
+        <w:rPr>
+          <w:rFonts w:ascii="Aparajita" w:hAnsi="Aparajita" w:cs="Aparajita"/>
+          <w:sz w:val="36"/>
+          <w:szCs w:val="36"/>
+        </w:rPr>
+        <w:t xml:space="preserve">                          (21-30 of 2 marks each)</w:t>
+      </w:r>
+    </w:p>
+    <w:p>
+      <w:pPr>
         <w:rPr>
           <w:rFonts w:ascii="Aparajita" w:hAnsi="Aparajita" w:cs="Aparajita"/>
           <w:sz w:val="36"/>
@@ -1764,7 +2166,7 @@
           <w:szCs w:val="36"/>
         </w:rPr>
         <w:pict w14:anchorId="7D60D324">
-          <v:rect id="_x0000_i1123" style="width:0;height:1.5pt" o:hralign="center" o:hrstd="t" o:hr="t" fillcolor="#a0a0a0" stroked="f"/>
+          <v:rect id="_x0000_i1033" style="width:0;height:1.5pt" o:hralign="center" o:hrstd="t" o:hr="t" fillcolor="#a0a0a0" stroked="f"/>
         </w:pict>
       </w:r>
     </w:p>
@@ -1988,7 +2390,7 @@
           <w:szCs w:val="36"/>
         </w:rPr>
         <w:pict w14:anchorId="06911594">
-          <v:rect id="_x0000_i1124" style="width:0;height:1.5pt" o:hralign="center" o:hrstd="t" o:hr="t" fillcolor="#a0a0a0" stroked="f"/>
+          <v:rect id="_x0000_i1034" style="width:0;height:1.5pt" o:hralign="center" o:hrstd="t" o:hr="t" fillcolor="#a0a0a0" stroked="f"/>
         </w:pict>
       </w:r>
     </w:p>
@@ -2061,7 +2463,7 @@
           <w:szCs w:val="36"/>
         </w:rPr>
         <w:pict w14:anchorId="06F57369">
-          <v:rect id="_x0000_i1125" style="width:0;height:1.5pt" o:hralign="center" o:hrstd="t" o:hr="t" fillcolor="#a0a0a0" stroked="f"/>
+          <v:rect id="_x0000_i1035" style="width:0;height:1.5pt" o:hralign="center" o:hrstd="t" o:hr="t" fillcolor="#a0a0a0" stroked="f"/>
         </w:pict>
       </w:r>
     </w:p>
@@ -2107,6 +2509,7 @@
           <w:sz w:val="36"/>
           <w:szCs w:val="36"/>
         </w:rPr>
+        <w:lastRenderedPageBreak/>
         <w:t>A. Best MIN value</w:t>
       </w:r>
       <w:r>
@@ -2151,9 +2554,8 @@
           <w:sz w:val="36"/>
           <w:szCs w:val="36"/>
         </w:rPr>
-        <w:lastRenderedPageBreak/>
         <w:pict w14:anchorId="11592FCE">
-          <v:rect id="_x0000_i1126" style="width:0;height:1.5pt" o:hralign="center" o:hrstd="t" o:hr="t" fillcolor="#a0a0a0" stroked="f"/>
+          <v:rect id="_x0000_i1036" style="width:0;height:1.5pt" o:hralign="center" o:hrstd="t" o:hr="t" fillcolor="#a0a0a0" stroked="f"/>
         </w:pict>
       </w:r>
     </w:p>
@@ -2244,7 +2646,7 @@
           <w:szCs w:val="36"/>
         </w:rPr>
         <w:pict w14:anchorId="258BAF34">
-          <v:rect id="_x0000_i1127" style="width:0;height:1.5pt" o:hralign="center" o:hrstd="t" o:hr="t" fillcolor="#a0a0a0" stroked="f"/>
+          <v:rect id="_x0000_i1037" style="width:0;height:1.5pt" o:hralign="center" o:hrstd="t" o:hr="t" fillcolor="#a0a0a0" stroked="f"/>
         </w:pict>
       </w:r>
     </w:p>
@@ -2366,7 +2768,7 @@
           <w:szCs w:val="36"/>
         </w:rPr>
         <w:pict w14:anchorId="7ACD2EA9">
-          <v:rect id="_x0000_i1128" style="width:0;height:1.5pt" o:hralign="center" o:hrstd="t" o:hr="t" fillcolor="#a0a0a0" stroked="f"/>
+          <v:rect id="_x0000_i1038" style="width:0;height:1.5pt" o:hralign="center" o:hrstd="t" o:hr="t" fillcolor="#a0a0a0" stroked="f"/>
         </w:pict>
       </w:r>
     </w:p>
@@ -2430,7 +2832,7 @@
           <w:szCs w:val="36"/>
         </w:rPr>
         <w:pict w14:anchorId="2C840241">
-          <v:rect id="_x0000_i1129" style="width:0;height:1.5pt" o:hralign="center" o:hrstd="t" o:hr="t" fillcolor="#a0a0a0" stroked="f"/>
+          <v:rect id="_x0000_i1039" style="width:0;height:1.5pt" o:hralign="center" o:hrstd="t" o:hr="t" fillcolor="#a0a0a0" stroked="f"/>
         </w:pict>
       </w:r>
     </w:p>
@@ -2476,6 +2878,7 @@
           <w:sz w:val="36"/>
           <w:szCs w:val="36"/>
         </w:rPr>
+        <w:lastRenderedPageBreak/>
         <w:t>A. Search depth</w:t>
       </w:r>
       <w:r>
@@ -2522,7 +2925,6 @@
           <w:sz w:val="36"/>
           <w:szCs w:val="36"/>
         </w:rPr>
-        <w:lastRenderedPageBreak/>
         <w:t>Q28.</w:t>
       </w:r>
       <w:r>
@@ -2594,7 +2996,7 @@
           <w:szCs w:val="36"/>
         </w:rPr>
         <w:pict w14:anchorId="6F9C8A93">
-          <v:rect id="_x0000_i1151" style="width:0;height:1.5pt" o:hralign="center" o:hrstd="t" o:hr="t" fillcolor="#a0a0a0" stroked="f"/>
+          <v:rect id="_x0000_i1040" style="width:0;height:1.5pt" o:hralign="center" o:hrstd="t" o:hr="t" fillcolor="#a0a0a0" stroked="f"/>
         </w:pict>
       </w:r>
     </w:p>
@@ -2700,19 +3102,24 @@
     </w:p>
     <w:p>
       <w:pPr>
-        <w:rPr>
-          <w:rFonts w:ascii="Aparajita" w:hAnsi="Aparajita" w:cs="Aparajita"/>
-          <w:sz w:val="36"/>
-          <w:szCs w:val="36"/>
-        </w:rPr>
-      </w:pPr>
-      <w:r>
-        <w:rPr>
-          <w:rFonts w:ascii="Aparajita" w:hAnsi="Aparajita" w:cs="Aparajita"/>
-          <w:sz w:val="36"/>
-          <w:szCs w:val="36"/>
-        </w:rPr>
-        <w:t>A. Enumeration</w:t>
+        <w:pStyle w:val="ListParagraph"/>
+        <w:numPr>
+          <w:ilvl w:val="0"/>
+          <w:numId w:val="3"/>
+        </w:numPr>
+        <w:rPr>
+          <w:rFonts w:ascii="Aparajita" w:hAnsi="Aparajita" w:cs="Aparajita"/>
+          <w:sz w:val="36"/>
+          <w:szCs w:val="36"/>
+        </w:rPr>
+      </w:pPr>
+      <w:r>
+        <w:rPr>
+          <w:rFonts w:ascii="Aparajita" w:hAnsi="Aparajita" w:cs="Aparajita"/>
+          <w:sz w:val="36"/>
+          <w:szCs w:val="36"/>
+        </w:rPr>
+        <w:t>Enumeration</w:t>
       </w:r>
       <w:r>
         <w:rPr>
@@ -2744,6 +3151,24 @@
     </w:p>
     <w:p>
       <w:pPr>
+        <w:ind w:left="360"/>
+        <w:rPr>
+          <w:rFonts w:ascii="Aparajita" w:hAnsi="Aparajita" w:cs="Aparajita"/>
+          <w:sz w:val="36"/>
+          <w:szCs w:val="36"/>
+        </w:rPr>
+      </w:pPr>
+      <w:r>
+        <w:rPr>
+          <w:rFonts w:ascii="Aparajita" w:hAnsi="Aparajita" w:cs="Aparajita"/>
+          <w:sz w:val="36"/>
+          <w:szCs w:val="36"/>
+        </w:rPr>
+        <w:t xml:space="preserve">                                 (31-40 2 marks each)</w:t>
+      </w:r>
+    </w:p>
+    <w:p>
+      <w:pPr>
         <w:rPr>
           <w:rFonts w:ascii="Aparajita" w:hAnsi="Aparajita" w:cs="Aparajita"/>
           <w:sz w:val="36"/>
@@ -2757,7 +3182,7 @@
           <w:szCs w:val="36"/>
         </w:rPr>
         <w:pict w14:anchorId="35844780">
-          <v:rect id="_x0000_i1159" style="width:0;height:1.5pt" o:hralign="center" o:hrstd="t" o:hr="t" fillcolor="#a0a0a0" stroked="f"/>
+          <v:rect id="_x0000_i1041" style="width:0;height:1.5pt" o:hralign="center" o:hrstd="t" o:hr="t" fillcolor="#a0a0a0" stroked="f"/>
         </w:pict>
       </w:r>
     </w:p>
@@ -2777,6 +3202,7 @@
           <w:sz w:val="36"/>
           <w:szCs w:val="36"/>
         </w:rPr>
+        <w:lastRenderedPageBreak/>
         <w:t>Q31.</w:t>
       </w:r>
       <w:r>
@@ -2849,7 +3275,6 @@
           <w:sz w:val="36"/>
           <w:szCs w:val="36"/>
         </w:rPr>
-        <w:lastRenderedPageBreak/>
         <w:t>Q32.</w:t>
       </w:r>
       <w:r>
@@ -2883,7 +3308,6 @@
           <m:r>
             <w:rPr>
               <w:rFonts w:ascii="Aparajita" w:hAnsi="Aparajita" w:cs="Aparajita"/>
-              <w:i/>
               <w:sz w:val="36"/>
               <w:szCs w:val="36"/>
             </w:rPr>
@@ -3015,7 +3439,7 @@
           <w:szCs w:val="36"/>
         </w:rPr>
         <w:pict w14:anchorId="626CA99C">
-          <v:rect id="_x0000_i1179" style="width:0;height:1.5pt" o:hralign="center" o:hrstd="t" o:hr="t" fillcolor="#a0a0a0" stroked="f"/>
+          <v:rect id="_x0000_i1042" style="width:0;height:1.5pt" o:hralign="center" o:hrstd="t" o:hr="t" fillcolor="#a0a0a0" stroked="f"/>
         </w:pict>
       </w:r>
     </w:p>
@@ -3068,7 +3492,6 @@
           <m:r>
             <w:rPr>
               <w:rFonts w:ascii="Aparajita" w:hAnsi="Aparajita" w:cs="Aparajita"/>
-              <w:i/>
               <w:sz w:val="36"/>
               <w:szCs w:val="36"/>
             </w:rPr>
@@ -3222,7 +3645,7 @@
           <w:szCs w:val="36"/>
         </w:rPr>
         <w:pict w14:anchorId="7DB3B5D6">
-          <v:rect id="_x0000_i1180" style="width:0;height:1.5pt" o:hralign="center" o:hrstd="t" o:hr="t" fillcolor="#a0a0a0" stroked="f"/>
+          <v:rect id="_x0000_i1043" style="width:0;height:1.5pt" o:hralign="center" o:hrstd="t" o:hr="t" fillcolor="#a0a0a0" stroked="f"/>
         </w:pict>
       </w:r>
     </w:p>
@@ -3242,6 +3665,7 @@
           <w:sz w:val="36"/>
           <w:szCs w:val="36"/>
         </w:rPr>
+        <w:lastRenderedPageBreak/>
         <w:t>Q34.</w:t>
       </w:r>
       <w:r>
@@ -3312,9 +3736,8 @@
           <w:sz w:val="36"/>
           <w:szCs w:val="36"/>
         </w:rPr>
-        <w:lastRenderedPageBreak/>
         <w:pict w14:anchorId="7253CFB8">
-          <v:rect id="_x0000_i1181" style="width:0;height:1.5pt" o:hralign="center" o:hrstd="t" o:hr="t" fillcolor="#a0a0a0" stroked="f"/>
+          <v:rect id="_x0000_i1044" style="width:0;height:1.5pt" o:hralign="center" o:hrstd="t" o:hr="t" fillcolor="#a0a0a0" stroked="f"/>
         </w:pict>
       </w:r>
     </w:p>
@@ -3579,7 +4002,7 @@
           <w:szCs w:val="36"/>
         </w:rPr>
         <w:pict w14:anchorId="037E4C78">
-          <v:rect id="_x0000_i1191" style="width:0;height:1.5pt" o:hralign="center" o:hrstd="t" o:hr="t" fillcolor="#a0a0a0" stroked="f"/>
+          <v:rect id="_x0000_i1045" style="width:0;height:1.5pt" o:hralign="center" o:hrstd="t" o:hr="t" fillcolor="#a0a0a0" stroked="f"/>
         </w:pict>
       </w:r>
     </w:p>
@@ -3654,7 +4077,7 @@
           <w:szCs w:val="36"/>
         </w:rPr>
         <w:pict w14:anchorId="2C701BE4">
-          <v:rect id="_x0000_i1193" style="width:0;height:1.5pt" o:hralign="center" o:hrstd="t" o:hr="t" fillcolor="#a0a0a0" stroked="f"/>
+          <v:rect id="_x0000_i1046" style="width:0;height:1.5pt" o:hralign="center" o:hrstd="t" o:hr="t" fillcolor="#a0a0a0" stroked="f"/>
         </w:pict>
       </w:r>
     </w:p>
@@ -3674,6 +4097,7 @@
           <w:sz w:val="36"/>
           <w:szCs w:val="36"/>
         </w:rPr>
+        <w:lastRenderedPageBreak/>
         <w:t>Q39.</w:t>
       </w:r>
       <w:r>
@@ -3780,7 +4204,6 @@
           <w:sz w:val="36"/>
           <w:szCs w:val="36"/>
         </w:rPr>
-        <w:lastRenderedPageBreak/>
         <w:t>in terms of scalability.</w:t>
       </w:r>
     </w:p>
@@ -3799,7 +4222,7 @@
           <w:szCs w:val="36"/>
         </w:rPr>
         <w:pict w14:anchorId="63EAD025">
-          <v:rect id="_x0000_i1194" style="width:0;height:1.5pt" o:hralign="center" o:hrstd="t" o:hr="t" fillcolor="#a0a0a0" stroked="f"/>
+          <v:rect id="_x0000_i1047" style="width:0;height:1.5pt" o:hralign="center" o:hrstd="t" o:hr="t" fillcolor="#a0a0a0" stroked="f"/>
         </w:pict>
       </w:r>
     </w:p>
@@ -4019,8 +4442,192 @@
       </w:rPr>
     </w:lvl>
   </w:abstractNum>
+  <w:abstractNum w:abstractNumId="1" w15:restartNumberingAfterBreak="0">
+    <w:nsid w:val="07D76185"/>
+    <w:multiLevelType w:val="hybridMultilevel"/>
+    <w:tmpl w:val="D75A5410"/>
+    <w:lvl w:ilvl="0" w:tplc="40090015">
+      <w:start w:val="1"/>
+      <w:numFmt w:val="upperLetter"/>
+      <w:lvlText w:val="%1."/>
+      <w:lvlJc w:val="left"/>
+      <w:pPr>
+        <w:ind w:left="720" w:hanging="360"/>
+      </w:pPr>
+      <w:rPr>
+        <w:rFonts w:hint="default"/>
+      </w:rPr>
+    </w:lvl>
+    <w:lvl w:ilvl="1" w:tplc="40090019" w:tentative="1">
+      <w:start w:val="1"/>
+      <w:numFmt w:val="lowerLetter"/>
+      <w:lvlText w:val="%2."/>
+      <w:lvlJc w:val="left"/>
+      <w:pPr>
+        <w:ind w:left="1440" w:hanging="360"/>
+      </w:pPr>
+    </w:lvl>
+    <w:lvl w:ilvl="2" w:tplc="4009001B" w:tentative="1">
+      <w:start w:val="1"/>
+      <w:numFmt w:val="lowerRoman"/>
+      <w:lvlText w:val="%3."/>
+      <w:lvlJc w:val="right"/>
+      <w:pPr>
+        <w:ind w:left="2160" w:hanging="180"/>
+      </w:pPr>
+    </w:lvl>
+    <w:lvl w:ilvl="3" w:tplc="4009000F" w:tentative="1">
+      <w:start w:val="1"/>
+      <w:numFmt w:val="decimal"/>
+      <w:lvlText w:val="%4."/>
+      <w:lvlJc w:val="left"/>
+      <w:pPr>
+        <w:ind w:left="2880" w:hanging="360"/>
+      </w:pPr>
+    </w:lvl>
+    <w:lvl w:ilvl="4" w:tplc="40090019" w:tentative="1">
+      <w:start w:val="1"/>
+      <w:numFmt w:val="lowerLetter"/>
+      <w:lvlText w:val="%5."/>
+      <w:lvlJc w:val="left"/>
+      <w:pPr>
+        <w:ind w:left="3600" w:hanging="360"/>
+      </w:pPr>
+    </w:lvl>
+    <w:lvl w:ilvl="5" w:tplc="4009001B" w:tentative="1">
+      <w:start w:val="1"/>
+      <w:numFmt w:val="lowerRoman"/>
+      <w:lvlText w:val="%6."/>
+      <w:lvlJc w:val="right"/>
+      <w:pPr>
+        <w:ind w:left="4320" w:hanging="180"/>
+      </w:pPr>
+    </w:lvl>
+    <w:lvl w:ilvl="6" w:tplc="4009000F" w:tentative="1">
+      <w:start w:val="1"/>
+      <w:numFmt w:val="decimal"/>
+      <w:lvlText w:val="%7."/>
+      <w:lvlJc w:val="left"/>
+      <w:pPr>
+        <w:ind w:left="5040" w:hanging="360"/>
+      </w:pPr>
+    </w:lvl>
+    <w:lvl w:ilvl="7" w:tplc="40090019" w:tentative="1">
+      <w:start w:val="1"/>
+      <w:numFmt w:val="lowerLetter"/>
+      <w:lvlText w:val="%8."/>
+      <w:lvlJc w:val="left"/>
+      <w:pPr>
+        <w:ind w:left="5760" w:hanging="360"/>
+      </w:pPr>
+    </w:lvl>
+    <w:lvl w:ilvl="8" w:tplc="4009001B" w:tentative="1">
+      <w:start w:val="1"/>
+      <w:numFmt w:val="lowerRoman"/>
+      <w:lvlText w:val="%9."/>
+      <w:lvlJc w:val="right"/>
+      <w:pPr>
+        <w:ind w:left="6480" w:hanging="180"/>
+      </w:pPr>
+    </w:lvl>
+  </w:abstractNum>
+  <w:abstractNum w:abstractNumId="2" w15:restartNumberingAfterBreak="0">
+    <w:nsid w:val="3F9C04EB"/>
+    <w:multiLevelType w:val="hybridMultilevel"/>
+    <w:tmpl w:val="4510E4F2"/>
+    <w:lvl w:ilvl="0" w:tplc="40090015">
+      <w:start w:val="1"/>
+      <w:numFmt w:val="upperLetter"/>
+      <w:lvlText w:val="%1."/>
+      <w:lvlJc w:val="left"/>
+      <w:pPr>
+        <w:ind w:left="720" w:hanging="360"/>
+      </w:pPr>
+      <w:rPr>
+        <w:rFonts w:hint="default"/>
+      </w:rPr>
+    </w:lvl>
+    <w:lvl w:ilvl="1" w:tplc="40090019" w:tentative="1">
+      <w:start w:val="1"/>
+      <w:numFmt w:val="lowerLetter"/>
+      <w:lvlText w:val="%2."/>
+      <w:lvlJc w:val="left"/>
+      <w:pPr>
+        <w:ind w:left="1440" w:hanging="360"/>
+      </w:pPr>
+    </w:lvl>
+    <w:lvl w:ilvl="2" w:tplc="4009001B" w:tentative="1">
+      <w:start w:val="1"/>
+      <w:numFmt w:val="lowerRoman"/>
+      <w:lvlText w:val="%3."/>
+      <w:lvlJc w:val="right"/>
+      <w:pPr>
+        <w:ind w:left="2160" w:hanging="180"/>
+      </w:pPr>
+    </w:lvl>
+    <w:lvl w:ilvl="3" w:tplc="4009000F" w:tentative="1">
+      <w:start w:val="1"/>
+      <w:numFmt w:val="decimal"/>
+      <w:lvlText w:val="%4."/>
+      <w:lvlJc w:val="left"/>
+      <w:pPr>
+        <w:ind w:left="2880" w:hanging="360"/>
+      </w:pPr>
+    </w:lvl>
+    <w:lvl w:ilvl="4" w:tplc="40090019" w:tentative="1">
+      <w:start w:val="1"/>
+      <w:numFmt w:val="lowerLetter"/>
+      <w:lvlText w:val="%5."/>
+      <w:lvlJc w:val="left"/>
+      <w:pPr>
+        <w:ind w:left="3600" w:hanging="360"/>
+      </w:pPr>
+    </w:lvl>
+    <w:lvl w:ilvl="5" w:tplc="4009001B" w:tentative="1">
+      <w:start w:val="1"/>
+      <w:numFmt w:val="lowerRoman"/>
+      <w:lvlText w:val="%6."/>
+      <w:lvlJc w:val="right"/>
+      <w:pPr>
+        <w:ind w:left="4320" w:hanging="180"/>
+      </w:pPr>
+    </w:lvl>
+    <w:lvl w:ilvl="6" w:tplc="4009000F" w:tentative="1">
+      <w:start w:val="1"/>
+      <w:numFmt w:val="decimal"/>
+      <w:lvlText w:val="%7."/>
+      <w:lvlJc w:val="left"/>
+      <w:pPr>
+        <w:ind w:left="5040" w:hanging="360"/>
+      </w:pPr>
+    </w:lvl>
+    <w:lvl w:ilvl="7" w:tplc="40090019" w:tentative="1">
+      <w:start w:val="1"/>
+      <w:numFmt w:val="lowerLetter"/>
+      <w:lvlText w:val="%8."/>
+      <w:lvlJc w:val="left"/>
+      <w:pPr>
+        <w:ind w:left="5760" w:hanging="360"/>
+      </w:pPr>
+    </w:lvl>
+    <w:lvl w:ilvl="8" w:tplc="4009001B" w:tentative="1">
+      <w:start w:val="1"/>
+      <w:numFmt w:val="lowerRoman"/>
+      <w:lvlText w:val="%9."/>
+      <w:lvlJc w:val="right"/>
+      <w:pPr>
+        <w:ind w:left="6480" w:hanging="180"/>
+      </w:pPr>
+    </w:lvl>
+  </w:abstractNum>
   <w:num w:numId="1" w16cid:durableId="2146465330">
     <w:abstractNumId w:val="0"/>
+  </w:num>
+  <w:num w:numId="2" w16cid:durableId="204830274">
+    <w:abstractNumId w:val="2"/>
+  </w:num>
+  <w:num w:numId="3" w16cid:durableId="515775231">
+    <w:abstractNumId w:val="1"/>
   </w:num>
 </w:numbering>
 </file>
@@ -4628,6 +5235,7 @@
   <w:style w:type="character" w:default="1" w:styleId="DefaultParagraphFont">
     <w:name w:val="Default Paragraph Font"/>
     <w:uiPriority w:val="1"/>
+    <w:semiHidden/>
     <w:unhideWhenUsed/>
   </w:style>
   <w:style w:type="table" w:default="1" w:styleId="TableNormal">
